--- a/visa_student.docx
+++ b/visa_student.docx
@@ -100,6 +100,7 @@
               </w:rPr>
               <w:t>/</w:t>
             </w:r>
+            <w:proofErr w:type="spellStart"/>
             <w:r>
               <w:rPr>
                 <w:b w:val="0"/>
@@ -145,6 +146,7 @@
               </w:rPr>
               <w:t>I</w:t>
             </w:r>
+            <w:proofErr w:type="spellEnd"/>
           </w:p>
         </w:tc>
       </w:tr>
@@ -183,6 +185,7 @@
                 <w:vertAlign w:val="superscript"/>
               </w:rPr>
             </w:pPr>
+            <w:proofErr w:type="gramStart"/>
             <w:r>
               <w:rPr>
                 <w:rFonts w:ascii="Times New Roman" w:hAnsi="Times New Roman"/>
@@ -203,7 +206,14 @@
               <w:rPr>
                 <w:rFonts w:ascii="Times New Roman" w:hAnsi="Times New Roman" w:cs="Times New Roman"/>
               </w:rPr>
-              <w:t>{{date}}</w:t>
+              <w:t>{{</w:t>
+            </w:r>
+            <w:proofErr w:type="gramEnd"/>
+            <w:r>
+              <w:rPr>
+                <w:rFonts w:ascii="Times New Roman" w:hAnsi="Times New Roman" w:cs="Times New Roman"/>
+              </w:rPr>
+              <w:t>date}}</w:t>
             </w:r>
           </w:p>
         </w:tc>
@@ -546,7 +556,23 @@
           <w:rFonts w:cs="Times New Roman"/>
           <w:lang w:val="en-US"/>
         </w:rPr>
-        <w:t>{{pob}}</w:t>
+        <w:t>{{</w:t>
+      </w:r>
+      <w:proofErr w:type="spellStart"/>
+      <w:r>
+        <w:rPr>
+          <w:rFonts w:cs="Times New Roman"/>
+          <w:lang w:val="en-US"/>
+        </w:rPr>
+        <w:t>pob</w:t>
+      </w:r>
+      <w:proofErr w:type="spellEnd"/>
+      <w:r>
+        <w:rPr>
+          <w:rFonts w:cs="Times New Roman"/>
+          <w:lang w:val="en-US"/>
+        </w:rPr>
+        <w:t>}}</w:t>
       </w:r>
       <w:r>
         <w:rPr>
@@ -598,6 +624,7 @@
           <w:cs/>
         </w:rPr>
       </w:pPr>
+      <w:proofErr w:type="gramStart"/>
       <w:r>
         <w:rPr>
           <w:rFonts w:ascii="Times New Roman" w:hAnsi="Times New Roman" w:cs="Times New Roman"/>
@@ -615,13 +642,21 @@
           <w:rFonts w:ascii="Times New Roman" w:hAnsi="Times New Roman" w:cs="Times New Roman"/>
           <w:b/>
         </w:rPr>
-        <w:t>{{name}}</w:t>
-      </w:r>
+        <w:t>{{</w:t>
+      </w:r>
+      <w:proofErr w:type="gramEnd"/>
       <w:r>
         <w:rPr>
           <w:rFonts w:ascii="Times New Roman" w:hAnsi="Times New Roman" w:cs="Times New Roman"/>
           <w:b/>
         </w:rPr>
+        <w:t>name}}</w:t>
+      </w:r>
+      <w:r>
+        <w:rPr>
+          <w:rFonts w:ascii="Times New Roman" w:hAnsi="Times New Roman" w:cs="Times New Roman"/>
+          <w:b/>
+        </w:rPr>
         <w:t>,</w:t>
       </w:r>
       <w:r>
@@ -657,7 +692,52 @@
           <w:rFonts w:ascii="Times New Roman" w:hAnsi="Times New Roman" w:cs="Times New Roman"/>
           <w:bCs/>
         </w:rPr>
-        <w:t>{{place of study}}</w:t>
+        <w:t>{{</w:t>
+      </w:r>
+      <w:proofErr w:type="spellStart"/>
+      <w:r>
+        <w:rPr>
+          <w:rFonts w:ascii="Times New Roman" w:hAnsi="Times New Roman" w:cs="Times New Roman"/>
+          <w:bCs/>
+        </w:rPr>
+        <w:t>place</w:t>
+      </w:r>
+      <w:r>
+        <w:rPr>
+          <w:rFonts w:ascii="Times New Roman" w:hAnsi="Times New Roman" w:cs="Times New Roman"/>
+          <w:bCs/>
+        </w:rPr>
+        <w:t>_</w:t>
+      </w:r>
+      <w:r>
+        <w:rPr>
+          <w:rFonts w:ascii="Times New Roman" w:hAnsi="Times New Roman" w:cs="Times New Roman"/>
+          <w:bCs/>
+        </w:rPr>
+        <w:t>of</w:t>
+      </w:r>
+      <w:proofErr w:type="spellEnd"/>
+      <w:r>
+        <w:rPr>
+          <w:rFonts w:ascii="Times New Roman" w:hAnsi="Times New Roman" w:cs="Times New Roman"/>
+          <w:bCs/>
+        </w:rPr>
+        <w:t xml:space="preserve"> </w:t>
+      </w:r>
+      <w:r>
+        <w:rPr>
+          <w:rFonts w:ascii="Times New Roman" w:hAnsi="Times New Roman" w:cs="Times New Roman"/>
+          <w:bCs/>
+        </w:rPr>
+        <w:t>_</w:t>
+      </w:r>
+      <w:proofErr w:type="gramStart"/>
+      <w:r>
+        <w:rPr>
+          <w:rFonts w:ascii="Times New Roman" w:hAnsi="Times New Roman" w:cs="Times New Roman"/>
+          <w:bCs/>
+        </w:rPr>
+        <w:t>study}}</w:t>
       </w:r>
       <w:r>
         <w:rPr>
@@ -671,7 +751,53 @@
           <w:rFonts w:ascii="Times New Roman" w:hAnsi="Times New Roman" w:cs="Times New Roman"/>
           <w:bCs/>
         </w:rPr>
-        <w:t>{{location of study}}</w:t>
+        <w:t>{{</w:t>
+      </w:r>
+      <w:proofErr w:type="spellStart"/>
+      <w:proofErr w:type="gramEnd"/>
+      <w:r>
+        <w:rPr>
+          <w:rFonts w:ascii="Times New Roman" w:hAnsi="Times New Roman" w:cs="Times New Roman"/>
+          <w:bCs/>
+        </w:rPr>
+        <w:t>location</w:t>
+      </w:r>
+      <w:r>
+        <w:rPr>
+          <w:rFonts w:ascii="Times New Roman" w:hAnsi="Times New Roman" w:cs="Times New Roman"/>
+          <w:bCs/>
+        </w:rPr>
+        <w:t>_</w:t>
+      </w:r>
+      <w:r>
+        <w:rPr>
+          <w:rFonts w:ascii="Times New Roman" w:hAnsi="Times New Roman" w:cs="Times New Roman"/>
+          <w:bCs/>
+        </w:rPr>
+        <w:t>of</w:t>
+      </w:r>
+      <w:proofErr w:type="spellEnd"/>
+      <w:r>
+        <w:rPr>
+          <w:rFonts w:ascii="Times New Roman" w:hAnsi="Times New Roman" w:cs="Times New Roman"/>
+          <w:bCs/>
+        </w:rPr>
+        <w:t xml:space="preserve"> </w:t>
+      </w:r>
+      <w:r>
+        <w:rPr>
+          <w:rFonts w:ascii="Times New Roman" w:hAnsi="Times New Roman" w:cs="Times New Roman"/>
+          <w:bCs/>
+        </w:rPr>
+        <w:t>_</w:t>
+      </w:r>
+      <w:proofErr w:type="gramStart"/>
+      <w:r>
+        <w:rPr>
+          <w:rFonts w:ascii="Times New Roman" w:hAnsi="Times New Roman" w:cs="Times New Roman"/>
+          <w:bCs/>
+        </w:rPr>
+        <w:t>study}}</w:t>
       </w:r>
       <w:r>
         <w:rPr>
@@ -680,6 +806,7 @@
         </w:rPr>
         <w:t>.</w:t>
       </w:r>
+      <w:proofErr w:type="gramEnd"/>
     </w:p>
     <w:p>
       <w:pPr>
@@ -1002,15 +1129,33 @@
           <w:rFonts w:ascii="Times New Roman" w:eastAsia="Calibri" w:hAnsi="Times New Roman" w:cs="Times New Roman"/>
           <w:bCs/>
         </w:rPr>
-        <w:t>While thanking you for your usual cooperation, please accept the assurances of the high esteem of the Charge´ d’Affaires</w:t>
-      </w:r>
-      <w:r>
-        <w:rPr>
-          <w:rFonts w:ascii="Times New Roman" w:eastAsia="Calibri" w:hAnsi="Times New Roman" w:cs="Times New Roman"/>
-          <w:bCs/>
-        </w:rPr>
-        <w:t>, a.i.</w:t>
-      </w:r>
+        <w:t xml:space="preserve">While thanking you for your usual cooperation, please accept the assurances of the high esteem of the Charge´ </w:t>
+      </w:r>
+      <w:proofErr w:type="spellStart"/>
+      <w:r>
+        <w:rPr>
+          <w:rFonts w:ascii="Times New Roman" w:eastAsia="Calibri" w:hAnsi="Times New Roman" w:cs="Times New Roman"/>
+          <w:bCs/>
+        </w:rPr>
+        <w:t>d’Affaires</w:t>
+      </w:r>
+      <w:proofErr w:type="spellEnd"/>
+      <w:r>
+        <w:rPr>
+          <w:rFonts w:ascii="Times New Roman" w:eastAsia="Calibri" w:hAnsi="Times New Roman" w:cs="Times New Roman"/>
+          <w:bCs/>
+        </w:rPr>
+        <w:t xml:space="preserve">, </w:t>
+      </w:r>
+      <w:proofErr w:type="spellStart"/>
+      <w:r>
+        <w:rPr>
+          <w:rFonts w:ascii="Times New Roman" w:eastAsia="Calibri" w:hAnsi="Times New Roman" w:cs="Times New Roman"/>
+          <w:bCs/>
+        </w:rPr>
+        <w:t>a.i.</w:t>
+      </w:r>
+      <w:proofErr w:type="spellEnd"/>
     </w:p>
     <w:p>
       <w:pPr>
@@ -1118,8 +1263,17 @@
           <w:rFonts w:ascii="Times New Roman" w:eastAsia="Calibri" w:hAnsi="Times New Roman" w:cs="Times New Roman"/>
           <w:bCs/>
         </w:rPr>
-        <w:t>Charge´ d’ Affaires, a.i.</w:t>
-      </w:r>
+        <w:t xml:space="preserve">Charge´ d’ Affaires, </w:t>
+      </w:r>
+      <w:proofErr w:type="spellStart"/>
+      <w:r>
+        <w:rPr>
+          <w:rFonts w:ascii="Times New Roman" w:eastAsia="Calibri" w:hAnsi="Times New Roman" w:cs="Times New Roman"/>
+          <w:bCs/>
+        </w:rPr>
+        <w:t>a.i.</w:t>
+      </w:r>
+      <w:proofErr w:type="spellEnd"/>
     </w:p>
     <w:p>
       <w:pPr>

--- a/visa_student.docx
+++ b/visa_student.docx
@@ -642,7 +642,14 @@
           <w:rFonts w:ascii="Times New Roman" w:hAnsi="Times New Roman" w:cs="Times New Roman"/>
           <w:b/>
         </w:rPr>
-        <w:t>{{</w:t>
+        <w:t>{{name}}</w:t>
+      </w:r>
+      <w:r>
+        <w:rPr>
+          <w:rFonts w:ascii="Times New Roman" w:hAnsi="Times New Roman" w:cs="Times New Roman"/>
+          <w:b/>
+        </w:rPr>
+        <w:t>,</w:t>
       </w:r>
       <w:proofErr w:type="gramEnd"/>
       <w:r>
@@ -650,20 +657,6 @@
           <w:rFonts w:ascii="Times New Roman" w:hAnsi="Times New Roman" w:cs="Times New Roman"/>
           <w:b/>
         </w:rPr>
-        <w:t>name}}</w:t>
-      </w:r>
-      <w:r>
-        <w:rPr>
-          <w:rFonts w:ascii="Times New Roman" w:hAnsi="Times New Roman" w:cs="Times New Roman"/>
-          <w:b/>
-        </w:rPr>
-        <w:t>,</w:t>
-      </w:r>
-      <w:r>
-        <w:rPr>
-          <w:rFonts w:ascii="Times New Roman" w:hAnsi="Times New Roman" w:cs="Times New Roman"/>
-          <w:b/>
-        </w:rPr>
         <w:t xml:space="preserve"> </w:t>
       </w:r>
       <w:r>
@@ -692,15 +685,7 @@
           <w:rFonts w:ascii="Times New Roman" w:hAnsi="Times New Roman" w:cs="Times New Roman"/>
           <w:bCs/>
         </w:rPr>
-        <w:t>{{</w:t>
-      </w:r>
-      <w:proofErr w:type="spellStart"/>
-      <w:r>
-        <w:rPr>
-          <w:rFonts w:ascii="Times New Roman" w:hAnsi="Times New Roman" w:cs="Times New Roman"/>
-          <w:bCs/>
-        </w:rPr>
-        <w:t>place</w:t>
+        <w:t>{{place</w:t>
       </w:r>
       <w:r>
         <w:rPr>
@@ -716,14 +701,6 @@
         </w:rPr>
         <w:t>of</w:t>
       </w:r>
-      <w:proofErr w:type="spellEnd"/>
-      <w:r>
-        <w:rPr>
-          <w:rFonts w:ascii="Times New Roman" w:hAnsi="Times New Roman" w:cs="Times New Roman"/>
-          <w:bCs/>
-        </w:rPr>
-        <w:t xml:space="preserve"> </w:t>
-      </w:r>
       <w:r>
         <w:rPr>
           <w:rFonts w:ascii="Times New Roman" w:hAnsi="Times New Roman" w:cs="Times New Roman"/>
@@ -731,7 +708,6 @@
         </w:rPr>
         <w:t>_</w:t>
       </w:r>
-      <w:proofErr w:type="gramStart"/>
       <w:r>
         <w:rPr>
           <w:rFonts w:ascii="Times New Roman" w:hAnsi="Times New Roman" w:cs="Times New Roman"/>
@@ -751,16 +727,7 @@
           <w:rFonts w:ascii="Times New Roman" w:hAnsi="Times New Roman" w:cs="Times New Roman"/>
           <w:bCs/>
         </w:rPr>
-        <w:t>{{</w:t>
-      </w:r>
-      <w:proofErr w:type="spellStart"/>
-      <w:proofErr w:type="gramEnd"/>
-      <w:r>
-        <w:rPr>
-          <w:rFonts w:ascii="Times New Roman" w:hAnsi="Times New Roman" w:cs="Times New Roman"/>
-          <w:bCs/>
-        </w:rPr>
-        <w:t>location</w:t>
+        <w:t>{{location</w:t>
       </w:r>
       <w:r>
         <w:rPr>
@@ -775,14 +742,6 @@
           <w:bCs/>
         </w:rPr>
         <w:t>of</w:t>
-      </w:r>
-      <w:proofErr w:type="spellEnd"/>
-      <w:r>
-        <w:rPr>
-          <w:rFonts w:ascii="Times New Roman" w:hAnsi="Times New Roman" w:cs="Times New Roman"/>
-          <w:bCs/>
-        </w:rPr>
-        <w:t xml:space="preserve"> </w:t>
       </w:r>
       <w:r>
         <w:rPr>

--- a/visa_student.docx
+++ b/visa_student.docx
@@ -185,7 +185,6 @@
                 <w:vertAlign w:val="superscript"/>
               </w:rPr>
             </w:pPr>
-            <w:proofErr w:type="gramStart"/>
             <w:r>
               <w:rPr>
                 <w:rFonts w:ascii="Times New Roman" w:hAnsi="Times New Roman"/>
@@ -206,14 +205,7 @@
               <w:rPr>
                 <w:rFonts w:ascii="Times New Roman" w:hAnsi="Times New Roman" w:cs="Times New Roman"/>
               </w:rPr>
-              <w:t>{{</w:t>
-            </w:r>
-            <w:proofErr w:type="gramEnd"/>
-            <w:r>
-              <w:rPr>
-                <w:rFonts w:ascii="Times New Roman" w:hAnsi="Times New Roman" w:cs="Times New Roman"/>
-              </w:rPr>
-              <w:t>date}}</w:t>
+              <w:t>{{date}}</w:t>
             </w:r>
           </w:p>
         </w:tc>
@@ -624,7 +616,6 @@
           <w:cs/>
         </w:rPr>
       </w:pPr>
-      <w:proofErr w:type="gramStart"/>
       <w:r>
         <w:rPr>
           <w:rFonts w:ascii="Times New Roman" w:hAnsi="Times New Roman" w:cs="Times New Roman"/>
@@ -651,7 +642,6 @@
         </w:rPr>
         <w:t>,</w:t>
       </w:r>
-      <w:proofErr w:type="gramEnd"/>
       <w:r>
         <w:rPr>
           <w:rFonts w:ascii="Times New Roman" w:hAnsi="Times New Roman" w:cs="Times New Roman"/>
@@ -664,7 +654,21 @@
           <w:rFonts w:ascii="Times New Roman" w:hAnsi="Times New Roman" w:cs="Times New Roman"/>
           <w:bCs/>
         </w:rPr>
-        <w:t xml:space="preserve">has notified the Embassy of his admission to study an </w:t>
+        <w:t>has notified the Embassy of his admission to study</w:t>
+      </w:r>
+      <w:r>
+        <w:rPr>
+          <w:rFonts w:ascii="Times New Roman" w:hAnsi="Times New Roman" w:cs="Times New Roman"/>
+          <w:bCs/>
+        </w:rPr>
+        <w:t xml:space="preserve"> </w:t>
+      </w:r>
+      <w:r>
+        <w:rPr>
+          <w:rFonts w:ascii="Times New Roman" w:hAnsi="Times New Roman" w:cs="Times New Roman"/>
+          <w:bCs/>
+        </w:rPr>
+        <w:t xml:space="preserve">the </w:t>
       </w:r>
       <w:r>
         <w:rPr>
@@ -685,7 +689,15 @@
           <w:rFonts w:ascii="Times New Roman" w:hAnsi="Times New Roman" w:cs="Times New Roman"/>
           <w:bCs/>
         </w:rPr>
-        <w:t>{{place</w:t>
+        <w:t>{{</w:t>
+      </w:r>
+      <w:proofErr w:type="spellStart"/>
+      <w:r>
+        <w:rPr>
+          <w:rFonts w:ascii="Times New Roman" w:hAnsi="Times New Roman" w:cs="Times New Roman"/>
+          <w:bCs/>
+        </w:rPr>
+        <w:t>place</w:t>
       </w:r>
       <w:r>
         <w:rPr>
@@ -713,7 +725,15 @@
           <w:rFonts w:ascii="Times New Roman" w:hAnsi="Times New Roman" w:cs="Times New Roman"/>
           <w:bCs/>
         </w:rPr>
-        <w:t>study}}</w:t>
+        <w:t>study</w:t>
+      </w:r>
+      <w:proofErr w:type="spellEnd"/>
+      <w:r>
+        <w:rPr>
+          <w:rFonts w:ascii="Times New Roman" w:hAnsi="Times New Roman" w:cs="Times New Roman"/>
+          <w:bCs/>
+        </w:rPr>
+        <w:t>}}</w:t>
       </w:r>
       <w:r>
         <w:rPr>
@@ -727,7 +747,15 @@
           <w:rFonts w:ascii="Times New Roman" w:hAnsi="Times New Roman" w:cs="Times New Roman"/>
           <w:bCs/>
         </w:rPr>
-        <w:t>{{location</w:t>
+        <w:t>{{</w:t>
+      </w:r>
+      <w:proofErr w:type="spellStart"/>
+      <w:r>
+        <w:rPr>
+          <w:rFonts w:ascii="Times New Roman" w:hAnsi="Times New Roman" w:cs="Times New Roman"/>
+          <w:bCs/>
+        </w:rPr>
+        <w:t>location</w:t>
       </w:r>
       <w:r>
         <w:rPr>
@@ -750,13 +778,20 @@
         </w:rPr>
         <w:t>_</w:t>
       </w:r>
-      <w:proofErr w:type="gramStart"/>
-      <w:r>
-        <w:rPr>
-          <w:rFonts w:ascii="Times New Roman" w:hAnsi="Times New Roman" w:cs="Times New Roman"/>
-          <w:bCs/>
-        </w:rPr>
-        <w:t>study}}</w:t>
+      <w:r>
+        <w:rPr>
+          <w:rFonts w:ascii="Times New Roman" w:hAnsi="Times New Roman" w:cs="Times New Roman"/>
+          <w:bCs/>
+        </w:rPr>
+        <w:t>study</w:t>
+      </w:r>
+      <w:proofErr w:type="spellEnd"/>
+      <w:r>
+        <w:rPr>
+          <w:rFonts w:ascii="Times New Roman" w:hAnsi="Times New Roman" w:cs="Times New Roman"/>
+          <w:bCs/>
+        </w:rPr>
+        <w:t>}}</w:t>
       </w:r>
       <w:r>
         <w:rPr>
@@ -765,7 +800,6 @@
         </w:rPr>
         <w:t>.</w:t>
       </w:r>
-      <w:proofErr w:type="gramEnd"/>
     </w:p>
     <w:p>
       <w:pPr>
